--- a/React Project procedure.docx
+++ b/React Project procedure.docx
@@ -2,6 +2,87 @@
 <file path=word/document.xml><?xml version="1.0" encoding="utf-8"?>
 <w:document xmlns:wpc="http://schemas.microsoft.com/office/word/2010/wordprocessingCanvas" xmlns:cx="http://schemas.microsoft.com/office/drawing/2014/chartex" xmlns:cx1="http://schemas.microsoft.com/office/drawing/2015/9/8/chartex" xmlns:cx2="http://schemas.microsoft.com/office/drawing/2015/10/21/chartex" xmlns:cx3="http://schemas.microsoft.com/office/drawing/2016/5/9/chartex" xmlns:cx4="http://schemas.microsoft.com/office/drawing/2016/5/10/chartex" xmlns:cx5="http://schemas.microsoft.com/office/drawing/2016/5/11/chartex" xmlns:cx6="http://schemas.microsoft.com/office/drawing/2016/5/12/chartex" xmlns:cx7="http://schemas.microsoft.com/office/drawing/2016/5/13/chartex" xmlns:cx8="http://schemas.microsoft.com/office/drawing/2016/5/14/chartex" xmlns:mc="http://schemas.openxmlformats.org/markup-compatibility/2006" xmlns:aink="http://schemas.microsoft.com/office/drawing/2016/ink" xmlns:am3d="http://schemas.microsoft.com/office/drawing/2017/model3d" xmlns:o="urn:schemas-microsoft-com:office:office" xmlns:oel="http://schemas.microsoft.com/office/2019/extlst" xmlns:r="http://schemas.openxmlformats.org/officeDocument/2006/relationships" xmlns:m="http://schemas.openxmlformats.org/officeDocument/2006/math" xmlns:v="urn:schemas-microsoft-com:vml" xmlns:wp14="http://schemas.microsoft.com/office/word/2010/wordprocessingDrawing" xmlns:wp="http://schemas.openxmlformats.org/drawingml/2006/wordprocessingDrawing" xmlns:w10="urn:schemas-microsoft-com:office:word" xmlns:w="http://schemas.openxmlformats.org/wordprocessingml/2006/main" xmlns:w14="http://schemas.microsoft.com/office/word/2010/wordml" xmlns:w15="http://schemas.microsoft.com/office/word/2012/wordml" xmlns:w16cex="http://schemas.microsoft.com/office/word/2018/wordml/cex" xmlns:w16cid="http://schemas.microsoft.com/office/word/2016/wordml/cid" xmlns:w16="http://schemas.microsoft.com/office/word/2018/wordml" xmlns:w16du="http://schemas.microsoft.com/office/word/2023/wordml/word16du" xmlns:w16sdtdh="http://schemas.microsoft.com/office/word/2020/wordml/sdtdatahash" xmlns:w16sdtfl="http://schemas.microsoft.com/office/word/2024/wordml/sdtformatlock" xmlns:w16se="http://schemas.microsoft.com/office/word/2015/wordml/symex" xmlns:wpg="http://schemas.microsoft.com/office/word/2010/wordprocessingGroup" xmlns:wpi="http://schemas.microsoft.com/office/word/2010/wordprocessingInk" xmlns:wne="http://schemas.microsoft.com/office/word/2006/wordml" xmlns:wps="http://schemas.microsoft.com/office/word/2010/wordprocessingShape" mc:Ignorable="w14 w15 w16se w16cid w16 w16cex w16sdtdh w16sdtfl w16du wp14">
   <w:body>
+    <w:p>
+      <w:pPr>
+        <w:rPr>
+          <w:b/>
+          <w:bCs/>
+        </w:rPr>
+      </w:pPr>
+      <w:hyperlink r:id="rId5" w:history="1">
+        <w:r>
+          <w:rPr>
+            <w:rStyle w:val="Hyperlink"/>
+            <w:b/>
+            <w:bCs/>
+          </w:rPr>
+          <w:t>https://github.com/starguy12/React-Project</w:t>
+        </w:r>
+      </w:hyperlink>
+    </w:p>
+    <w:p>
+      <w:pPr>
+        <w:rPr>
+          <w:b/>
+          <w:bCs/>
+        </w:rPr>
+      </w:pPr>
+      <w:hyperlink r:id="rId6" w:history="1">
+        <w:r>
+          <w:rPr>
+            <w:rStyle w:val="Hyperlink"/>
+            <w:b/>
+            <w:bCs/>
+          </w:rPr>
+          <w:t>https://starguy12.github.io/React-Project/</w:t>
+        </w:r>
+      </w:hyperlink>
+      <w:r>
+        <w:rPr>
+          <w:b/>
+          <w:bCs/>
+        </w:rPr>
+        <w:t xml:space="preserve">   </w:t>
+      </w:r>
+      <w:r>
+        <w:rPr>
+          <w:b/>
+          <w:bCs/>
+        </w:rPr>
+        <w:sym w:font="Wingdings" w:char="F0E0"/>
+      </w:r>
+      <w:r>
+        <w:rPr>
+          <w:b/>
+          <w:bCs/>
+        </w:rPr>
+        <w:t xml:space="preserve"> Live Link</w:t>
+      </w:r>
+    </w:p>
+    <w:p>
+      <w:pPr>
+        <w:rPr>
+          <w:b/>
+          <w:bCs/>
+        </w:rPr>
+      </w:pPr>
+    </w:p>
+    <w:p>
+      <w:pPr>
+        <w:rPr>
+          <w:b/>
+          <w:bCs/>
+        </w:rPr>
+      </w:pPr>
+    </w:p>
+    <w:p>
+      <w:pPr>
+        <w:rPr>
+          <w:b/>
+          <w:bCs/>
+        </w:rPr>
+      </w:pPr>
+    </w:p>
     <w:p>
       <w:pPr>
         <w:rPr>
@@ -1151,6 +1232,9 @@
         </w:rPr>
       </w:pPr>
       <w:r>
+        <w:rPr>
+          <w:noProof/>
+        </w:rPr>
         <w:drawing>
           <wp:anchor distT="0" distB="0" distL="114300" distR="114300" simplePos="0" relativeHeight="251659264" behindDoc="0" locked="0" layoutInCell="1" allowOverlap="1" wp14:anchorId="29815942" wp14:editId="44A201FC">
             <wp:simplePos x="0" y="0"/>
@@ -1175,7 +1259,7 @@
                     <pic:cNvPicPr/>
                   </pic:nvPicPr>
                   <pic:blipFill>
-                    <a:blip r:embed="rId5">
+                    <a:blip r:embed="rId7">
                       <a:extLst>
                         <a:ext uri="{28A0092B-C50C-407E-A947-70E740481C1C}">
                           <a14:useLocalDpi xmlns:a14="http://schemas.microsoft.com/office/drawing/2010/main" val="0"/>
@@ -1268,6 +1352,7 @@
     <w:p>
       <w:r>
         <w:rPr>
+          <w:noProof/>
           <w:color w:val="00B050"/>
         </w:rPr>
         <w:drawing>
@@ -1286,7 +1371,7 @@
                     <pic:cNvPicPr/>
                   </pic:nvPicPr>
                   <pic:blipFill>
-                    <a:blip r:embed="rId6"/>
+                    <a:blip r:embed="rId8"/>
                     <a:stretch>
                       <a:fillRect/>
                     </a:stretch>
@@ -1502,6 +1587,7 @@
       </w:pPr>
       <w:r>
         <w:rPr>
+          <w:noProof/>
           <w:color w:val="00B050"/>
         </w:rPr>
         <w:drawing>
@@ -1520,7 +1606,7 @@
                     <pic:cNvPicPr/>
                   </pic:nvPicPr>
                   <pic:blipFill>
-                    <a:blip r:embed="rId7"/>
+                    <a:blip r:embed="rId9"/>
                     <a:stretch>
                       <a:fillRect/>
                     </a:stretch>
@@ -1603,6 +1689,7 @@
       </w:pPr>
       <w:r>
         <w:rPr>
+          <w:noProof/>
           <w:color w:val="00B050"/>
         </w:rPr>
         <w:drawing>
@@ -1629,7 +1716,7 @@
                     <pic:cNvPicPr/>
                   </pic:nvPicPr>
                   <pic:blipFill>
-                    <a:blip r:embed="rId8">
+                    <a:blip r:embed="rId10">
                       <a:extLst>
                         <a:ext uri="{28A0092B-C50C-407E-A947-70E740481C1C}">
                           <a14:useLocalDpi xmlns:a14="http://schemas.microsoft.com/office/drawing/2010/main" val="0"/>
@@ -1657,6 +1744,7 @@
       </w:r>
       <w:r>
         <w:rPr>
+          <w:noProof/>
           <w:color w:val="00B050"/>
         </w:rPr>
         <w:drawing>
@@ -1675,7 +1763,7 @@
                     <pic:cNvPicPr/>
                   </pic:nvPicPr>
                   <pic:blipFill>
-                    <a:blip r:embed="rId9"/>
+                    <a:blip r:embed="rId11"/>
                     <a:stretch>
                       <a:fillRect/>
                     </a:stretch>
@@ -1704,6 +1792,7 @@
       </w:pPr>
       <w:r>
         <w:rPr>
+          <w:noProof/>
           <w:color w:val="00B050"/>
         </w:rPr>
         <w:drawing>
@@ -1722,7 +1811,7 @@
                     <pic:cNvPicPr/>
                   </pic:nvPicPr>
                   <pic:blipFill>
-                    <a:blip r:embed="rId10"/>
+                    <a:blip r:embed="rId12"/>
                     <a:stretch>
                       <a:fillRect/>
                     </a:stretch>
@@ -1774,6 +1863,9 @@
     </w:p>
     <w:p>
       <w:r>
+        <w:rPr>
+          <w:noProof/>
+        </w:rPr>
         <w:drawing>
           <wp:inline distT="0" distB="0" distL="0" distR="0" wp14:anchorId="119EB193" wp14:editId="100EFDB1">
             <wp:extent cx="3943900" cy="2476846"/>
@@ -1790,7 +1882,7 @@
                     <pic:cNvPicPr/>
                   </pic:nvPicPr>
                   <pic:blipFill>
-                    <a:blip r:embed="rId11"/>
+                    <a:blip r:embed="rId13"/>
                     <a:stretch>
                       <a:fillRect/>
                     </a:stretch>
@@ -1841,6 +1933,7 @@
       </w:pPr>
       <w:r>
         <w:rPr>
+          <w:noProof/>
           <w:color w:val="80340D" w:themeColor="accent2" w:themeShade="80"/>
         </w:rPr>
         <w:drawing>
@@ -1859,7 +1952,7 @@
                     <pic:cNvPicPr/>
                   </pic:nvPicPr>
                   <pic:blipFill>
-                    <a:blip r:embed="rId12"/>
+                    <a:blip r:embed="rId14"/>
                     <a:stretch>
                       <a:fillRect/>
                     </a:stretch>
@@ -1954,6 +2047,9 @@
         <w:spacing w:after="0" w:line="240" w:lineRule="auto"/>
       </w:pPr>
       <w:r>
+        <w:rPr>
+          <w:noProof/>
+        </w:rPr>
         <w:drawing>
           <wp:inline distT="0" distB="0" distL="0" distR="0" wp14:anchorId="5932FC06" wp14:editId="13FB5683">
             <wp:extent cx="3934374" cy="2467319"/>
@@ -1970,7 +2066,7 @@
                     <pic:cNvPicPr/>
                   </pic:nvPicPr>
                   <pic:blipFill>
-                    <a:blip r:embed="rId13"/>
+                    <a:blip r:embed="rId15"/>
                     <a:stretch>
                       <a:fillRect/>
                     </a:stretch>
@@ -2877,6 +2973,7 @@
   <w:style w:type="character" w:default="1" w:styleId="DefaultParagraphFont">
     <w:name w:val="Default Paragraph Font"/>
     <w:uiPriority w:val="1"/>
+    <w:semiHidden/>
     <w:unhideWhenUsed/>
   </w:style>
   <w:style w:type="table" w:default="1" w:styleId="TableNormal">
@@ -3188,6 +3285,29 @@
       <w:smallCaps/>
       <w:color w:val="0F4761" w:themeColor="accent1" w:themeShade="BF"/>
       <w:spacing w:val="5"/>
+    </w:rPr>
+  </w:style>
+  <w:style w:type="character" w:styleId="Hyperlink">
+    <w:name w:val="Hyperlink"/>
+    <w:basedOn w:val="DefaultParagraphFont"/>
+    <w:uiPriority w:val="99"/>
+    <w:unhideWhenUsed/>
+    <w:rsid w:val="00703106"/>
+    <w:rPr>
+      <w:color w:val="467886" w:themeColor="hyperlink"/>
+      <w:u w:val="single"/>
+    </w:rPr>
+  </w:style>
+  <w:style w:type="character" w:styleId="UnresolvedMention">
+    <w:name w:val="Unresolved Mention"/>
+    <w:basedOn w:val="DefaultParagraphFont"/>
+    <w:uiPriority w:val="99"/>
+    <w:semiHidden/>
+    <w:unhideWhenUsed/>
+    <w:rsid w:val="00703106"/>
+    <w:rPr>
+      <w:color w:val="605E5C"/>
+      <w:shd w:val="clear" w:color="auto" w:fill="E1DFDD"/>
     </w:rPr>
   </w:style>
 </w:styles>
